--- a/user_guides/suite_overview/LOGGING_SYSTEM_GUIDE.docx
+++ b/user_guides/suite_overview/LOGGING_SYSTEM_GUIDE.docx
@@ -29,15 +29,7 @@
     </w:p>
     <w:p>
       <w:r>
-        <w:t>Every program in the suite writes to one shared, rotating log file. A single call to configure_logging(program_name), made at startup by each .pyw launcher, the Master Driver, the lyrics_manager entry point and the command-line interface, creates the file handler, attaches it to the loggers listed in this guide, and records the program's start line. There are no per-program log files.</w:t>
-      </w:r>
-    </w:p>
-    <w:p>
-      <w:pPr>
-        <w:pStyle w:val="Heading1"/>
-      </w:pPr>
-      <w:r>
-        <w:t>Where the Log File Lives</w:t>
+        <w:t>Every program in the suite writes to two rotating log files. A single call to configure_logging(program_name), made at startup by each .pyw launcher, the Master Driver, the lyrics_manager entry point and the command-line interface, creates both handlers, attaches them to the loggers listed in this guide, and records the program's start line.</w:t>
       </w:r>
     </w:p>
     <w:p>
@@ -48,7 +40,43 @@
         <w:rPr>
           <w:b/>
         </w:rPr>
-        <w:t xml:space="preserve">Active file: </w:t>
+        <w:t xml:space="preserve">The suite log (logs/audio_suite.log) is the administrator's record. </w:t>
+      </w:r>
+      <w:r>
+        <w:t>It carries the startup lifecycle line plus every WARNING, ERROR and CRITICAL record from any first-party logger. DEBUG and normal-running INFO are deliberately excluded, so the file stays small enough to spot failures at a glance.</w:t>
+      </w:r>
+    </w:p>
+    <w:p>
+      <w:pPr>
+        <w:pStyle w:val="ListBullet"/>
+      </w:pPr>
+      <w:r>
+        <w:rPr>
+          <w:b/>
+        </w:rPr>
+        <w:t xml:space="preserve">The per-program log (logs/&lt;program_name&gt;.log) is the diagnostic record. </w:t>
+      </w:r>
+      <w:r>
+        <w:t>It preserves the per-file processing detail (tag fallbacks, subprocess audit trail, per-file successes) that the suite log filters out. One process runs one program, so a session writes exactly one per-program file.</w:t>
+      </w:r>
+    </w:p>
+    <w:p>
+      <w:pPr>
+        <w:pStyle w:val="Heading1"/>
+      </w:pPr>
+      <w:r>
+        <w:t>Where the Log Files Live</w:t>
+      </w:r>
+    </w:p>
+    <w:p>
+      <w:pPr>
+        <w:pStyle w:val="ListBullet"/>
+      </w:pPr>
+      <w:r>
+        <w:rPr>
+          <w:b/>
+        </w:rPr>
+        <w:t xml:space="preserve">Suite log: </w:t>
       </w:r>
       <w:r>
         <w:t>logs/audio_suite.log inside the AudioSuite-Pro folder.</w:t>
@@ -62,10 +90,24 @@
         <w:rPr>
           <w:b/>
         </w:rPr>
+        <w:t xml:space="preserve">Per-program log: </w:t>
+      </w:r>
+      <w:r>
+        <w:t>logs/&lt;program_name&gt;.log - for example logs/bpm_analyzer.log, logs/master_driver.log, or logs/audiosuite_cli.log for a command-line run. The name matches the program identifier passed to configure_logging.</w:t>
+      </w:r>
+    </w:p>
+    <w:p>
+      <w:pPr>
+        <w:pStyle w:val="ListBullet"/>
+      </w:pPr>
+      <w:r>
+        <w:rPr>
+          <w:b/>
+        </w:rPr>
         <w:t xml:space="preserve">Fallback: </w:t>
       </w:r>
       <w:r>
-        <w:t>if logs/ cannot be created (typically a permissions problem), the file is written to the system temporary folder under audio_suite_logs instead. Check both locations when a log seems missing - the switch happens silently.</w:t>
+        <w:t>if logs/ cannot be created (typically a permissions problem), the files are written to the system temporary folder under audio_suite_logs instead. Check both locations when a log seems missing - the switch happens silently.</w:t>
       </w:r>
     </w:p>
     <w:p>
@@ -112,10 +154,10 @@
         <w:rPr>
           <w:b/>
         </w:rPr>
-        <w:t xml:space="preserve">Trigger: </w:t>
+        <w:t xml:space="preserve">Suite log: </w:t>
       </w:r>
       <w:r>
-        <w:t>the active file reaches 2 MB (2,097,152 bytes) and then rolls over.</w:t>
+        <w:t>the active file reaches 2 MB (2,097,152 bytes) and then rolls over into audio_suite.log.1 through audio_suite.log.5 - up to six files, about 12 MB.</w:t>
       </w:r>
     </w:p>
     <w:p>
@@ -126,24 +168,10 @@
         <w:rPr>
           <w:b/>
         </w:rPr>
-        <w:t xml:space="preserve">Backups: </w:t>
+        <w:t xml:space="preserve">Per-program logs: </w:t>
       </w:r>
       <w:r>
-        <w:t>audio_suite.log.1 through audio_suite.log.5, each older than the last; .1 is the most recent backup and .5 is deleted when .4 rolls into it.</w:t>
-      </w:r>
-    </w:p>
-    <w:p>
-      <w:pPr>
-        <w:pStyle w:val="ListBullet"/>
-      </w:pPr>
-      <w:r>
-        <w:rPr>
-          <w:b/>
-        </w:rPr>
-        <w:t xml:space="preserve">Total capacity: </w:t>
-      </w:r>
-      <w:r>
-        <w:t>the active file plus five backups - up to six files, about 12 MB.</w:t>
+        <w:t>the active file reaches 1 MB and then rolls over into &lt;program&gt;.log.1 through &lt;program&gt;.log.3 - up to four files, about 4 MB per program.</w:t>
       </w:r>
     </w:p>
     <w:p>
@@ -164,17 +192,17 @@
       <w:r>
         <w:t>AudioSuite-Pro/logs/</w:t>
         <w:br/>
-        <w:t>|-- audio_suite.log        active file (newest records)</w:t>
+        <w:t>|-- audio_suite.log        suite log, newest records</w:t>
         <w:br/>
-        <w:t>|-- audio_suite.log.1      most recent backup</w:t>
+        <w:t>|-- audio_suite.log.1      most recent suite-log backup</w:t>
         <w:br/>
-        <w:t>|-- audio_suite.log.2</w:t>
+        <w:t>|-- audio_suite.log.2 ... audio_suite.log.5</w:t>
         <w:br/>
-        <w:t>|-- audio_suite.log.3</w:t>
+        <w:t>|-- bpm_analyzer.log       per-program log for bpm_analyzer</w:t>
         <w:br/>
-        <w:t>|-- audio_suite.log.4</w:t>
+        <w:t>|-- bpm_analyzer.log.1 ... bpm_analyzer.log.3</w:t>
         <w:br/>
-        <w:t>`-- audio_suite.log.5      oldest backup</w:t>
+        <w:t>`-- &lt;other programs&gt;.log   one set per program that has run</w:t>
       </w:r>
     </w:p>
     <w:p>
@@ -182,7 +210,7 @@
         <w:pStyle w:val="Heading1"/>
       </w:pPr>
       <w:r>
-        <w:t>Which Records Reach the File</w:t>
+        <w:t>Which Records Reach Which File</w:t>
       </w:r>
     </w:p>
     <w:p>
@@ -193,10 +221,38 @@
         <w:rPr>
           <w:b/>
         </w:rPr>
-        <w:t xml:space="preserve">Shared infrastructure (audio_suite.*): </w:t>
+        <w:t xml:space="preserve">Suite log - lifecycle and failures: </w:t>
       </w:r>
       <w:r>
-        <w:t>the exception hierarchy and @handle_audio_errors, the secure subprocess audit trail, batch undo, and every ErrorLogger / get_logger call site.</w:t>
+        <w:t>the INFO startup line "=== &lt;program_name&gt; started ===" written by the audio_suite logger, plus every WARNING, ERROR and CRITICAL record from any first-party logger (shared infrastructure and tool packages alike). This is the file to read when checking whether a run failed.</w:t>
+      </w:r>
+    </w:p>
+    <w:p>
+      <w:pPr>
+        <w:pStyle w:val="ListBullet"/>
+      </w:pPr>
+      <w:r>
+        <w:rPr>
+          <w:b/>
+        </w:rPr>
+        <w:t xml:space="preserve">Suite log - excluded: </w:t>
+      </w:r>
+      <w:r>
+        <w:t>DEBUG records and normal-running INFO records (per-file progress, tag fallbacks, subprocess commands that succeeded) are filtered out by the administrator filter. They are not lost - they go to the per-program log instead.</w:t>
+      </w:r>
+    </w:p>
+    <w:p>
+      <w:pPr>
+        <w:pStyle w:val="ListBullet"/>
+      </w:pPr>
+      <w:r>
+        <w:rPr>
+          <w:b/>
+        </w:rPr>
+        <w:t xml:space="preserve">Per-program log - full detail: </w:t>
+      </w:r>
+      <w:r>
+        <w:t>every record the running program and its shared infrastructure emit at or above the program's level. A GUI launch uses DEBUG, so every detail is preserved; a CLI run uses its --log-level, so the file matches the console verbosity you asked for.</w:t>
       </w:r>
     </w:p>
     <w:p>
@@ -210,7 +266,7 @@
         <w:t xml:space="preserve">First-party tool packages: </w:t>
       </w:r>
       <w:r>
-        <w:t>every logging.getLogger(__name__) call in a first-party module, because configure_logging attaches the same file handler to each tool package logger (bpm_analyzer, noise_reduction, tempo_analyzer and the rest). This holds for GUI launches and CLI runs alike.</w:t>
+        <w:t>every logging.getLogger(__name__) call in a first-party module, because configure_logging attaches both file handlers to each tool package logger (bpm_analyzer, noise_reduction, tempo_analyzer and the rest). This holds for GUI launches and CLI runs alike.</w:t>
       </w:r>
     </w:p>
     <w:p>
@@ -235,24 +291,10 @@
         <w:rPr>
           <w:b/>
         </w:rPr>
-        <w:t xml:space="preserve">Startup line: </w:t>
-      </w:r>
-      <w:r>
-        <w:t>INFO record of the form "=== &lt;program_name&gt; started ===" written by the audio_suite logger.</w:t>
-      </w:r>
-    </w:p>
-    <w:p>
-      <w:pPr>
-        <w:pStyle w:val="ListBullet"/>
-      </w:pPr>
-      <w:r>
-        <w:rPr>
-          <w:b/>
-        </w:rPr>
         <w:t xml:space="preserve">Deliberately excluded: </w:t>
       </w:r>
       <w:r>
-        <w:t>third-party library loggers (urllib3 and friends) are never handed the suite handler, and the root logger is left untouched so console output is written exactly once.</w:t>
+        <w:t>third-party library loggers (urllib3 and friends) are never handed the suite handlers, and the root logger is left untouched so console output is written exactly once.</w:t>
       </w:r>
     </w:p>
     <w:p>
@@ -277,9 +319,14 @@
     </w:p>
     <w:p>
       <w:r>
-        <w:t>2026-10-08 09:15:04  audio_suite.bpm_analyzer                  INFO      === bpm_analyzer started ===</w:t>
+        <w:t>2026-10-09 09:15:04  audio_suite                               INFO      === bpm_analyzer started ===</w:t>
         <w:br/>
-        <w:t>2026-10-08 09:15:06  bpm_analyzer.core.file_processor          WARNING   Skipping unreadable file: track9.mp3</w:t>
+        <w:t>2026-10-09 09:15:06  bpm_analyzer.core.file_processor          WARNING   Skipping unreadable file: track9.mp3</w:t>
+      </w:r>
+    </w:p>
+    <w:p>
+      <w:r>
+        <w:t>The first example appears in both files; the second appears only in the suite log and logs/bpm_analyzer.log, because a WARNING is administrator-relevant. A per-file INFO record appears only in logs/bpm_analyzer.log.</w:t>
       </w:r>
     </w:p>
     <w:p>
@@ -315,7 +362,7 @@
         <w:t xml:space="preserve">INFO: </w:t>
       </w:r>
       <w:r>
-        <w:t>normal lifecycle events, including start lines.</w:t>
+        <w:t>normal lifecycle and progress events.</w:t>
       </w:r>
     </w:p>
     <w:p>
@@ -362,7 +409,7 @@
     </w:p>
     <w:p>
       <w:r>
-        <w:t>A GUI launch pins both the audio_suite logger and every first-party package logger to DEBUG, so every first-party record reaches the file. The CLI passes its own --log-level instead, so its verbosity choice governs the console and the package loggers together; the shared audio_suite records still go to the file at DEBUG.</w:t>
+        <w:t>A GUI launch pins every first-party package logger to DEBUG, so every first-party record reaches the per-program file. The CLI passes its own --log-level instead, so its verbosity choice governs the console and the per-program file together. In both cases the suite log shows only the lifecycle line and WARNING-and-above records.</w:t>
       </w:r>
     </w:p>
     <w:p>
@@ -387,7 +434,7 @@
     </w:p>
     <w:p>
       <w:r>
-        <w:t>The CLI also writes to the terminal via logging.basicConfig, in the form 'LEVEL [logger.name] message'. That console path exists only for CLI runs; a GUI program has no console, which is why the file is the record of a GUI session.</w:t>
+        <w:t>The CLI also writes to the terminal via logging.basicConfig, in the form 'LEVEL [logger.name] message'. That console path exists only for CLI runs; a GUI program has no console, which is why the files are the record of a GUI session.</w:t>
       </w:r>
     </w:p>
     <w:p>
@@ -395,7 +442,7 @@
         <w:pStyle w:val="Heading1"/>
       </w:pPr>
       <w:r>
-        <w:t>Reading the Log</w:t>
+        <w:t>Reading the Logs</w:t>
       </w:r>
     </w:p>
     <w:p>
@@ -406,10 +453,24 @@
         <w:rPr>
           <w:b/>
         </w:rPr>
-        <w:t xml:space="preserve">Newest records: </w:t>
+        <w:t xml:space="preserve">Did a run fail? </w:t>
       </w:r>
       <w:r>
-        <w:t>open logs/audio_suite.log. The numbered .1 through .5 files are older generations, with .1 the freshest backup.</w:t>
+        <w:t>open logs/audio_suite.log and search for ERROR or WARNING. The suite log is scoped to exactly this question.</w:t>
+      </w:r>
+    </w:p>
+    <w:p>
+      <w:pPr>
+        <w:pStyle w:val="ListBullet"/>
+      </w:pPr>
+      <w:r>
+        <w:rPr>
+          <w:b/>
+        </w:rPr>
+        <w:t xml:space="preserve">Why did one file fail? </w:t>
+      </w:r>
+      <w:r>
+        <w:t>open logs/&lt;program_name&gt;.log (for example logs/music_format_converter.log) - the per-file DEBUG/INFO detail lives there.</w:t>
       </w:r>
     </w:p>
     <w:p>
@@ -423,7 +484,7 @@
         <w:t xml:space="preserve">By program or module: </w:t>
       </w:r>
       <w:r>
-        <w:t>findstr /C:"bpm_analyzer" logs\audio_suite.log  (Windows) or  grep "bpm_analyzer" logs/audio_suite.log</w:t>
+        <w:t>findstr /C:"bpm_analyzer" logs\bpm_analyzer.log  (Windows) or  grep "bpm_analyzer" logs/bpm_analyzer.log</w:t>
       </w:r>
     </w:p>
     <w:p>
@@ -451,7 +512,7 @@
         <w:t xml:space="preserve">By date: </w:t>
       </w:r>
       <w:r>
-        <w:t>findstr /C:"2026-10-08" logs\audio_suite.log  or  grep "2026-10-08" logs/audio_suite.log</w:t>
+        <w:t>findstr /C:"2026-10-09" logs\audio_suite.log  or  grep "2026-10-09" logs/audio_suite.log</w:t>
       </w:r>
     </w:p>
     <w:p>
@@ -465,7 +526,7 @@
         <w:t xml:space="preserve">Across generations: </w:t>
       </w:r>
       <w:r>
-        <w:t>search logs\audio_suite.log.1 as well when the record you need is older than the current file.</w:t>
+        <w:t>search the numbered .1 files as well when the record you need is older than the current file.</w:t>
       </w:r>
     </w:p>
     <w:p>
@@ -501,7 +562,7 @@
         <w:t xml:space="preserve">What to delete: </w:t>
       </w:r>
       <w:r>
-        <w:t>any or all of logs\audio_suite.log and logs\audio_suite.log.1 through .5.</w:t>
+        <w:t>any or all of logs\audio_suite.log, its .1 through .5 backups, and the per-program &lt;program&gt;.log files with their .1 through .3 backups.</w:t>
       </w:r>
     </w:p>
     <w:p>
@@ -515,7 +576,7 @@
         <w:t xml:space="preserve">Afterwards: </w:t>
       </w:r>
       <w:r>
-        <w:t>the folder and the active file are recreated on the next start and rotation resumes from an empty file. The directory is never required to exist in advance.</w:t>
+        <w:t>the folder and the active files are recreated on the next start and rotation resumes from an empty file. The directory is never required to exist in advance.</w:t>
       </w:r>
     </w:p>
     <w:p>
@@ -529,7 +590,7 @@
         <w:t xml:space="preserve">No automatic pruning: </w:t>
       </w:r>
       <w:r>
-        <w:t>retention is bounded by rotation (about 12 MB), not by age, so trim the files yourself if you want them gone sooner.</w:t>
+        <w:t>retention is bounded by rotation, not by age, so trim the files yourself if you want them gone sooner.</w:t>
       </w:r>
     </w:p>
     <w:p>
@@ -598,7 +659,7 @@
         <w:t xml:space="preserve">GUI dialogs: </w:t>
       </w:r>
       <w:r>
-        <w:t>showing an error messagebox is the caller's responsibility; the corresponding record still reaches this file.</w:t>
+        <w:t>showing an error messagebox is the caller's responsibility; the corresponding record still reaches the suite log.</w:t>
       </w:r>
     </w:p>
     <w:p>
@@ -631,10 +692,24 @@
         <w:rPr>
           <w:b/>
         </w:rPr>
-        <w:t xml:space="preserve">Expected messages missing during a CLI run: </w:t>
+        <w:t xml:space="preserve">Expected detail missing from the suite log: </w:t>
       </w:r>
       <w:r>
-        <w:t>raise --log-level; first-party package loggers follow it, so a WARNING run drops their INFO and DEBUG records from both the console and the file.</w:t>
+        <w:t>by design - the suite log keeps only the lifecycle line and WARNING-and-above. Look in logs/&lt;program_name&gt;.log for DEBUG/INFO processing detail.</w:t>
+      </w:r>
+    </w:p>
+    <w:p>
+      <w:pPr>
+        <w:pStyle w:val="ListBullet"/>
+      </w:pPr>
+      <w:r>
+        <w:rPr>
+          <w:b/>
+        </w:rPr>
+        <w:t xml:space="preserve">Per-program log missing for a CLI run: </w:t>
+      </w:r>
+      <w:r>
+        <w:t>raise --log-level; a WARNING run drops DEBUG/INFO detail from the per-program file as well as the console.</w:t>
       </w:r>
     </w:p>
     <w:p>
@@ -662,7 +737,7 @@
         <w:t xml:space="preserve">Records from a third-party library are absent: </w:t>
       </w:r>
       <w:r>
-        <w:t>that is by design - only first-party loggers and the audio_suite tree are routed to this file.</w:t>
+        <w:t>that is by design - only first-party loggers and the audio_suite tree are routed to these files.</w:t>
       </w:r>
     </w:p>
     <w:p>
@@ -676,7 +751,7 @@
         <w:t xml:space="preserve">Rotation seems to have stopped: </w:t>
       </w:r>
       <w:r>
-        <w:t>the active file is simply under 2 MB; rollover happens at the limit, not on a schedule.</w:t>
+        <w:t>the active file is simply under its size limit; rollover happens at the limit, not on a schedule (2 MB for the suite log, 1 MB for each per-program log).</w:t>
       </w:r>
     </w:p>
     <w:p>
@@ -695,10 +770,10 @@
         <w:rPr>
           <w:b/>
         </w:rPr>
-        <w:t xml:space="preserve">File: </w:t>
+        <w:t xml:space="preserve">Suite log: </w:t>
       </w:r>
       <w:r>
-        <w:t>logs/audio_suite.log (fallback: temp audio_suite_logs).</w:t>
+        <w:t>logs/audio_suite.log - lifecycle + WARNING and above; 2 MB, five backups.</w:t>
       </w:r>
     </w:p>
     <w:p>
@@ -709,10 +784,24 @@
         <w:rPr>
           <w:b/>
         </w:rPr>
-        <w:t xml:space="preserve">Rotation: </w:t>
+        <w:t xml:space="preserve">Per-program log: </w:t>
       </w:r>
       <w:r>
-        <w:t>2 MB active file, five backups, UTF-8, automatic.</w:t>
+        <w:t>logs/&lt;program_name&gt;.log - full diagnostic detail; 1 MB, three backups.</w:t>
+      </w:r>
+    </w:p>
+    <w:p>
+      <w:pPr>
+        <w:pStyle w:val="ListBullet"/>
+      </w:pPr>
+      <w:r>
+        <w:rPr>
+          <w:b/>
+        </w:rPr>
+        <w:t xml:space="preserve">Fallback: </w:t>
+      </w:r>
+      <w:r>
+        <w:t>temp audio_suite_logs when logs/ is not writable.</w:t>
       </w:r>
     </w:p>
     <w:p>
